--- a/project_course/stage03/report/report.docx
+++ b/project_course/stage03/report/report.docx
@@ -19,13 +19,31 @@
         <w:t xml:space="preserve"> </w:t>
       </w:r>
       <w:r>
-        <w:t xml:space="preserve">лабораторной</w:t>
-      </w:r>
-      <w:r>
-        <w:t xml:space="preserve"> </w:t>
-      </w:r>
-      <w:r>
-        <w:t xml:space="preserve">работе</w:t>
+        <w:t xml:space="preserve">выполнению</w:t>
+      </w:r>
+      <w:r>
+        <w:t xml:space="preserve"> </w:t>
+      </w:r>
+      <w:r>
+        <w:t xml:space="preserve">внешнего</w:t>
+      </w:r>
+      <w:r>
+        <w:t xml:space="preserve"> </w:t>
+      </w:r>
+      <w:r>
+        <w:t xml:space="preserve">курса</w:t>
+      </w:r>
+      <w:r>
+        <w:t xml:space="preserve"> </w:t>
+      </w:r>
+      <w:r>
+        <w:t xml:space="preserve">«Основы</w:t>
+      </w:r>
+      <w:r>
+        <w:t xml:space="preserve"> </w:t>
+      </w:r>
+      <w:r>
+        <w:t xml:space="preserve">кибербезопасности»</w:t>
       </w:r>
     </w:p>
     <w:p>
@@ -33,13 +51,31 @@
         <w:pStyle w:val="Subtitle"/>
       </w:pPr>
       <w:r>
-        <w:t xml:space="preserve">Лабораторная</w:t>
-      </w:r>
-      <w:r>
-        <w:t xml:space="preserve"> </w:t>
-      </w:r>
-      <w:r>
-        <w:t xml:space="preserve">№4</w:t>
+        <w:t xml:space="preserve">Часть</w:t>
+      </w:r>
+      <w:r>
+        <w:t xml:space="preserve"> </w:t>
+      </w:r>
+      <w:r>
+        <w:t xml:space="preserve">3.</w:t>
+      </w:r>
+      <w:r>
+        <w:t xml:space="preserve"> </w:t>
+      </w:r>
+      <w:r>
+        <w:t xml:space="preserve">Криптография</w:t>
+      </w:r>
+      <w:r>
+        <w:t xml:space="preserve"> </w:t>
+      </w:r>
+      <w:r>
+        <w:t xml:space="preserve">на</w:t>
+      </w:r>
+      <w:r>
+        <w:t xml:space="preserve"> </w:t>
+      </w:r>
+      <w:r>
+        <w:t xml:space="preserve">практике</w:t>
       </w:r>
     </w:p>
     <w:p>
@@ -111,20 +147,11 @@
         <w:pStyle w:val="FirstParagraph"/>
       </w:pPr>
       <w:r>
-        <w:t xml:space="preserve">Получение практических навыков работы в консоли с расширенными атрибутами файлов</w:t>
-      </w:r>
-      <w:r>
-        <w:t xml:space="preserve"> </w:t>
-      </w:r>
-      <w:r>
-        <w:t xml:space="preserve">[1]</w:t>
-      </w:r>
-      <w:r>
-        <w:t xml:space="preserve">.</w:t>
+        <w:t xml:space="preserve">Получение знаний о криптографии, в том числе подробнее о цифровой подписи, электронных платежах и блокчейне.</w:t>
       </w:r>
     </w:p>
     <w:bookmarkEnd w:id="20"/>
-    <w:bookmarkStart w:id="59" w:name="выполнение-лабораторной-работы"/>
+    <w:bookmarkStart w:id="72" w:name="выполнение"/>
     <w:p>
       <w:pPr>
         <w:pStyle w:val="Heading1"/>
@@ -139,7 +166,25 @@
         <w:tab/>
       </w:r>
       <w:r>
-        <w:t xml:space="preserve">Выполнение лабораторной работы</w:t>
+        <w:t xml:space="preserve">Выполнение</w:t>
+      </w:r>
+    </w:p>
+    <w:bookmarkStart w:id="36" w:name="введение-в-криптографию"/>
+    <w:p>
+      <w:pPr>
+        <w:pStyle w:val="Heading3"/>
+      </w:pPr>
+      <w:r>
+        <w:rPr>
+          <w:rStyle w:val="SectionNumber"/>
+        </w:rPr>
+        <w:t xml:space="preserve">2.0.1</w:t>
+      </w:r>
+      <w:r>
+        <w:tab/>
+      </w:r>
+      <w:r>
+        <w:t xml:space="preserve">Введение в криптографию</w:t>
       </w:r>
     </w:p>
     <w:p>
@@ -157,7 +202,7 @@
         <w:t xml:space="preserve"> </w:t>
       </w:r>
       <w:r>
-        <w:t xml:space="preserve">От имени пользователя guest определите расширенные атрибуты файла /home/guest/dir1/file1 командой lsattr /home/guest/dir1/file1.</w:t>
+        <w:t xml:space="preserve">В асимметричных криптографических примитивах…</w:t>
       </w:r>
     </w:p>
     <w:p>
@@ -165,7 +210,7 @@
         <w:pStyle w:val="BodyText"/>
       </w:pPr>
       <w:r>
-        <w:t xml:space="preserve">Я перешла в учетную запись пользователя guest командой su guest, затем создала директорию dir1 и файл file1 (mkdir и touch соответственно) и проверила наличие расширенных атрибутов файла file1 командой lsattr /home/guest/dir1/file1 (рис. [??]).</w:t>
+        <w:t xml:space="preserve">обе стороны имеют пару ключей. Приватный (который нельзя никому передавать или публиковать) и публичный (который доступен другим) (рис. [??]).</w:t>
       </w:r>
     </w:p>
     <w:p>
@@ -175,9 +220,9 @@
       <w:r>
         <w:drawing>
           <wp:inline>
-            <wp:extent cx="3733800" cy="1565496"/>
+            <wp:extent cx="3733800" cy="2117103"/>
             <wp:effectExtent b="0" l="0" r="0" t="0"/>
-            <wp:docPr descr="Проверка наличия расширенных атрибутов файла" title="fig:" id="22" name="Picture"/>
+            <wp:docPr descr="Задание 1. Условие и верный ответ." title="fig:" id="22" name="Picture"/>
             <a:graphic>
               <a:graphicData uri="http://schemas.openxmlformats.org/drawingml/2006/picture">
                 <pic:pic>
@@ -196,7 +241,7 @@
                   <pic:spPr bwMode="auto">
                     <a:xfrm>
                       <a:off x="0" y="0"/>
-                      <a:ext cx="3733800" cy="1565496"/>
+                      <a:ext cx="3733800" cy="2117103"/>
                     </a:xfrm>
                     <a:prstGeom prst="rect">
                       <a:avLst/>
@@ -220,7 +265,7 @@
         <w:pStyle w:val="ImageCaption"/>
       </w:pPr>
       <w:r>
-        <w:t xml:space="preserve">Проверка наличия расширенных атрибутов файла</w:t>
+        <w:t xml:space="preserve">Задание 1. Условие и верный ответ.</w:t>
       </w:r>
     </w:p>
     <w:p>
@@ -238,7 +283,7 @@
         <w:t xml:space="preserve"> </w:t>
       </w:r>
       <w:r>
-        <w:t xml:space="preserve">Установите командой chmod 600 file1 на файл file1 права, разрешающие чтение и запись для владельца файла.</w:t>
+        <w:t xml:space="preserve">Криптографическая хэш-функция…</w:t>
       </w:r>
     </w:p>
     <w:p>
@@ -246,7 +291,7 @@
         <w:pStyle w:val="BodyText"/>
       </w:pPr>
       <w:r>
-        <w:t xml:space="preserve">Я установила права на чтение и запись пользователем файла на файл file1 с помощью команды chmod 600 file1 и проверила командой ls -l (рис. [??]).</w:t>
+        <w:t xml:space="preserve">стойкая к коллизиям (коллизия – один хэш для разных прообразов), эффективно вычисляется (чтобы даже для больших файлов быстро вычислялся хэш), дает на выходе фиксированное число бит независимо от объема входных данных (рис. [??]).</w:t>
       </w:r>
     </w:p>
     <w:p>
@@ -256,9 +301,9 @@
       <w:r>
         <w:drawing>
           <wp:inline>
-            <wp:extent cx="3733800" cy="1100874"/>
+            <wp:extent cx="3733800" cy="2444256"/>
             <wp:effectExtent b="0" l="0" r="0" t="0"/>
-            <wp:docPr descr="Установка прав на чтение и запись файла пользователем" title="fig:" id="25" name="Picture"/>
+            <wp:docPr descr="Задание 2. Условие и верный ответ." title="fig:" id="25" name="Picture"/>
             <a:graphic>
               <a:graphicData uri="http://schemas.openxmlformats.org/drawingml/2006/picture">
                 <pic:pic>
@@ -277,7 +322,7 @@
                   <pic:spPr bwMode="auto">
                     <a:xfrm>
                       <a:off x="0" y="0"/>
-                      <a:ext cx="3733800" cy="1100874"/>
+                      <a:ext cx="3733800" cy="2444256"/>
                     </a:xfrm>
                     <a:prstGeom prst="rect">
                       <a:avLst/>
@@ -301,7 +346,7 @@
         <w:pStyle w:val="ImageCaption"/>
       </w:pPr>
       <w:r>
-        <w:t xml:space="preserve">Установка прав на чтение и запись файла пользователем</w:t>
+        <w:t xml:space="preserve">Задание 2. Условие и верный ответ.</w:t>
       </w:r>
     </w:p>
     <w:p>
@@ -319,7 +364,7 @@
         <w:t xml:space="preserve"> </w:t>
       </w:r>
       <w:r>
-        <w:t xml:space="preserve">Попробуйте установить на файл /home/guest/dir1/file1 расширенный атрибут a от имени пользователя guest: chattr +a /home/guest/dir1/file1</w:t>
+        <w:t xml:space="preserve">К алгоритмам цифровой подписи относятся</w:t>
       </w:r>
     </w:p>
     <w:p>
@@ -327,7 +372,7 @@
         <w:pStyle w:val="BodyText"/>
       </w:pPr>
       <w:r>
-        <w:t xml:space="preserve">Я попробовала устновить расширенный атрибут а от имени пользователя guest с помощью команды chattr +a /home/guest/dir1/file1 и получила отказ (рис. [??]).</w:t>
+        <w:t xml:space="preserve">RSA, ECDSA, ГОСТ Р 34.10-2012 (рис. [??]).</w:t>
       </w:r>
     </w:p>
     <w:p>
@@ -337,9 +382,9 @@
       <w:r>
         <w:drawing>
           <wp:inline>
-            <wp:extent cx="3733800" cy="519545"/>
+            <wp:extent cx="3733800" cy="2568937"/>
             <wp:effectExtent b="0" l="0" r="0" t="0"/>
-            <wp:docPr descr="Невозможность установить расширенный атрибут а от имени guest" title="fig:" id="28" name="Picture"/>
+            <wp:docPr descr="Задание 3. Условие и верный ответ." title="fig:" id="28" name="Picture"/>
             <a:graphic>
               <a:graphicData uri="http://schemas.openxmlformats.org/drawingml/2006/picture">
                 <pic:pic>
@@ -358,7 +403,7 @@
                   <pic:spPr bwMode="auto">
                     <a:xfrm>
                       <a:off x="0" y="0"/>
-                      <a:ext cx="3733800" cy="519545"/>
+                      <a:ext cx="3733800" cy="2568937"/>
                     </a:xfrm>
                     <a:prstGeom prst="rect">
                       <a:avLst/>
@@ -382,7 +427,7 @@
         <w:pStyle w:val="ImageCaption"/>
       </w:pPr>
       <w:r>
-        <w:t xml:space="preserve">Невозможность установить расширенный атрибут а от имени guest</w:t>
+        <w:t xml:space="preserve">Задание 3. Условие и верный ответ.</w:t>
       </w:r>
     </w:p>
     <w:p>
@@ -400,7 +445,7 @@
         <w:t xml:space="preserve"> </w:t>
       </w:r>
       <w:r>
-        <w:t xml:space="preserve">Зайдите на третью консоль с правами администратора либо повысьте свои права с помощью команды su. Попробуйте установить расширенный атрибут a на файл /home/guest/dir1/file1 от имени суперпользователя: chattr +a /home/guest/dir1/file1</w:t>
+        <w:t xml:space="preserve">Код аутентификации сообщения относится к</w:t>
       </w:r>
     </w:p>
     <w:p>
@@ -408,7 +453,31 @@
         <w:pStyle w:val="BodyText"/>
       </w:pPr>
       <w:r>
-        <w:t xml:space="preserve">Я открыла новый терминал, переключилась на администратора командой su -, а затем установила расширенный атрибут a на файл с помощью команды chattr +a /home/guest/dir1/file1 (рис. [??]).</w:t>
+        <w:t xml:space="preserve">симметричным примитивам.</w:t>
+      </w:r>
+      <w:r>
+        <w:t xml:space="preserve"> </w:t>
+      </w:r>
+      <w:r>
+        <w:t xml:space="preserve">“</w:t>
+      </w:r>
+      <w:r>
+        <w:t xml:space="preserve">Это также симметричный примитив, который берет на вход какой-то ключ (это должен быть другой ключ, не тот, с которого мы шифровали) и сообщение и выдает код аутентификации сообщения. Корректно об этом примитиве думать, как о симметричной версии подписи</w:t>
+      </w:r>
+      <w:r>
+        <w:t xml:space="preserve">”</w:t>
+      </w:r>
+      <w:r>
+        <w:t xml:space="preserve"> </w:t>
+      </w:r>
+      <w:r>
+        <w:t xml:space="preserve">[1]</w:t>
+      </w:r>
+      <w:r>
+        <w:t xml:space="preserve"> </w:t>
+      </w:r>
+      <w:r>
+        <w:t xml:space="preserve">(рис. [??]).</w:t>
       </w:r>
     </w:p>
     <w:p>
@@ -418,9 +487,9 @@
       <w:r>
         <w:drawing>
           <wp:inline>
-            <wp:extent cx="3733800" cy="1276000"/>
+            <wp:extent cx="3733800" cy="3588413"/>
             <wp:effectExtent b="0" l="0" r="0" t="0"/>
-            <wp:docPr descr="Установка расширенного атрибута а от имени суперпользователя" title="fig:" id="31" name="Picture"/>
+            <wp:docPr descr="Задание 4. Условие и верный ответ." title="fig:" id="31" name="Picture"/>
             <a:graphic>
               <a:graphicData uri="http://schemas.openxmlformats.org/drawingml/2006/picture">
                 <pic:pic>
@@ -439,7 +508,7 @@
                   <pic:spPr bwMode="auto">
                     <a:xfrm>
                       <a:off x="0" y="0"/>
-                      <a:ext cx="3733800" cy="1276000"/>
+                      <a:ext cx="3733800" cy="3588413"/>
                     </a:xfrm>
                     <a:prstGeom prst="rect">
                       <a:avLst/>
@@ -463,7 +532,7 @@
         <w:pStyle w:val="ImageCaption"/>
       </w:pPr>
       <w:r>
-        <w:t xml:space="preserve">Установка расширенного атрибута а от имени суперпользователя</w:t>
+        <w:t xml:space="preserve">Задание 4. Условие и верный ответ.</w:t>
       </w:r>
     </w:p>
     <w:p>
@@ -481,7 +550,7 @@
         <w:t xml:space="preserve"> </w:t>
       </w:r>
       <w:r>
-        <w:t xml:space="preserve">От пользователя guest проверьте правильность установления атрибута: lsattr /home/guest/dir1/file1</w:t>
+        <w:t xml:space="preserve">Обмен ключам Диффи-Хэллмана - это</w:t>
       </w:r>
     </w:p>
     <w:p>
@@ -489,7 +558,7 @@
         <w:pStyle w:val="BodyText"/>
       </w:pPr>
       <w:r>
-        <w:t xml:space="preserve">От пользователя guest я проверила правильность установления атрибута с помощью команды lsattr /home/guest/dir1/file1 (рис. [??]).</w:t>
+        <w:t xml:space="preserve">асимметричный примитив генерации общего секретного ключа. При симметричном шифровании используется общий секретный ключ и каким-то образом необходимо договориться сторонам о нем. Как раз алгоритм действий Диффи-Хэллмана предлагает использовать ассиметричное шифрование, чтобы обменяться общим секретным ключом (рис. [??]).</w:t>
       </w:r>
     </w:p>
     <w:p>
@@ -499,9 +568,9 @@
       <w:r>
         <w:drawing>
           <wp:inline>
-            <wp:extent cx="3733800" cy="669010"/>
+            <wp:extent cx="3733800" cy="3105820"/>
             <wp:effectExtent b="0" l="0" r="0" t="0"/>
-            <wp:docPr descr="Проверка установки атрибута а от имени guest" title="fig:" id="34" name="Picture"/>
+            <wp:docPr descr="Задание 5. Условие и верный ответ." title="fig:" id="34" name="Picture"/>
             <a:graphic>
               <a:graphicData uri="http://schemas.openxmlformats.org/drawingml/2006/picture">
                 <pic:pic>
@@ -520,7 +589,7 @@
                   <pic:spPr bwMode="auto">
                     <a:xfrm>
                       <a:off x="0" y="0"/>
-                      <a:ext cx="3733800" cy="669010"/>
+                      <a:ext cx="3733800" cy="3105820"/>
                     </a:xfrm>
                     <a:prstGeom prst="rect">
                       <a:avLst/>
@@ -544,20 +613,31 @@
         <w:pStyle w:val="ImageCaption"/>
       </w:pPr>
       <w:r>
-        <w:t xml:space="preserve">Проверка установки атрибута а от имени guest</w:t>
-      </w:r>
-    </w:p>
-    <w:p>
-      <w:pPr>
-        <w:pStyle w:val="BodyText"/>
-      </w:pPr>
-      <w:r>
-        <w:t xml:space="preserve">Атрибут установлен верно.</w:t>
-      </w:r>
-    </w:p>
-    <w:p>
-      <w:pPr>
-        <w:pStyle w:val="BodyText"/>
+        <w:t xml:space="preserve">Задание 5. Условие и верный ответ.</w:t>
+      </w:r>
+    </w:p>
+    <w:bookmarkEnd w:id="36"/>
+    <w:bookmarkStart w:id="52" w:name="цифровая-подпись"/>
+    <w:p>
+      <w:pPr>
+        <w:pStyle w:val="Heading3"/>
+      </w:pPr>
+      <w:r>
+        <w:rPr>
+          <w:rStyle w:val="SectionNumber"/>
+        </w:rPr>
+        <w:t xml:space="preserve">2.0.2</w:t>
+      </w:r>
+      <w:r>
+        <w:tab/>
+      </w:r>
+      <w:r>
+        <w:t xml:space="preserve">Цифровая подпись</w:t>
+      </w:r>
+    </w:p>
+    <w:p>
+      <w:pPr>
+        <w:pStyle w:val="FirstParagraph"/>
       </w:pPr>
       <w:r>
         <w:rPr>
@@ -570,7 +650,7 @@
         <w:t xml:space="preserve"> </w:t>
       </w:r>
       <w:r>
-        <w:t xml:space="preserve">Выполните дозапись в файл file1 слова «test». После этого выполните чтение файла file1. Убедитесь, что слово test было успешно записано в file1.</w:t>
+        <w:t xml:space="preserve">Протокол электронной цифровой подписи относится к…</w:t>
       </w:r>
     </w:p>
     <w:p>
@@ -578,43 +658,7 @@
         <w:pStyle w:val="BodyText"/>
       </w:pPr>
       <w:r>
-        <w:t xml:space="preserve">С помощью команды echo</w:t>
-      </w:r>
-      <w:r>
-        <w:t xml:space="preserve"> </w:t>
-      </w:r>
-      <w:r>
-        <w:t xml:space="preserve">“</w:t>
-      </w:r>
-      <w:r>
-        <w:t xml:space="preserve">test</w:t>
-      </w:r>
-      <w:r>
-        <w:t xml:space="preserve">”</w:t>
-      </w:r>
-      <w:r>
-        <w:t xml:space="preserve"> </w:t>
-      </w:r>
-      <w:r>
-        <w:t xml:space="preserve">&gt;&gt; dir1/file1 я выполнила дозапись в файл file1 слова «test». Затем я использовала cat и убедилась что</w:t>
-      </w:r>
-      <w:r>
-        <w:t xml:space="preserve"> </w:t>
-      </w:r>
-      <w:r>
-        <w:t xml:space="preserve">“</w:t>
-      </w:r>
-      <w:r>
-        <w:t xml:space="preserve">test</w:t>
-      </w:r>
-      <w:r>
-        <w:t xml:space="preserve">”</w:t>
-      </w:r>
-      <w:r>
-        <w:t xml:space="preserve"> </w:t>
-      </w:r>
-      <w:r>
-        <w:t xml:space="preserve">было записано и выведено (рис. [??]).</w:t>
+        <w:t xml:space="preserve">протоколам с публичным (или открытым) ключом, по которому можно будет удостовериться в действительного подписи (рис. [??]).</w:t>
       </w:r>
     </w:p>
     <w:p>
@@ -624,20 +668,20 @@
       <w:r>
         <w:drawing>
           <wp:inline>
-            <wp:extent cx="3733800" cy="768457"/>
+            <wp:extent cx="3733800" cy="3284577"/>
             <wp:effectExtent b="0" l="0" r="0" t="0"/>
-            <wp:docPr descr="Дозапись в файл и вывод текста из файла" title="fig:" id="37" name="Picture"/>
+            <wp:docPr descr="Задание 6. Условие и верный ответ." title="fig:" id="38" name="Picture"/>
             <a:graphic>
               <a:graphicData uri="http://schemas.openxmlformats.org/drawingml/2006/picture">
                 <pic:pic>
                   <pic:nvPicPr>
-                    <pic:cNvPr descr="image/fig006.png" id="38" name="Picture"/>
+                    <pic:cNvPr descr="image/fig006.png" id="39" name="Picture"/>
                     <pic:cNvPicPr>
                       <a:picLocks noChangeArrowheads="1" noChangeAspect="1"/>
                     </pic:cNvPicPr>
                   </pic:nvPicPr>
                   <pic:blipFill>
-                    <a:blip r:embed="rId36"/>
+                    <a:blip r:embed="rId37"/>
                     <a:stretch>
                       <a:fillRect/>
                     </a:stretch>
@@ -645,7 +689,7 @@
                   <pic:spPr bwMode="auto">
                     <a:xfrm>
                       <a:off x="0" y="0"/>
-                      <a:ext cx="3733800" cy="768457"/>
+                      <a:ext cx="3733800" cy="3284577"/>
                     </a:xfrm>
                     <a:prstGeom prst="rect">
                       <a:avLst/>
@@ -669,7 +713,7 @@
         <w:pStyle w:val="ImageCaption"/>
       </w:pPr>
       <w:r>
-        <w:t xml:space="preserve">Дозапись в файл и вывод текста из файла</w:t>
+        <w:t xml:space="preserve">Задание 6. Условие и верный ответ.</w:t>
       </w:r>
     </w:p>
     <w:p>
@@ -687,25 +731,7 @@
         <w:t xml:space="preserve"> </w:t>
       </w:r>
       <w:r>
-        <w:t xml:space="preserve">Попробуйте удалить файл file1 либо стереть имеющуюся в нём информацию командой echo</w:t>
-      </w:r>
-      <w:r>
-        <w:t xml:space="preserve"> </w:t>
-      </w:r>
-      <w:r>
-        <w:t xml:space="preserve">“</w:t>
-      </w:r>
-      <w:r>
-        <w:t xml:space="preserve">abcd</w:t>
-      </w:r>
-      <w:r>
-        <w:t xml:space="preserve">”</w:t>
-      </w:r>
-      <w:r>
-        <w:t xml:space="preserve"> </w:t>
-      </w:r>
-      <w:r>
-        <w:t xml:space="preserve">&gt; /home/guest/dirl/file1. Попробуйте переименовать файл.</w:t>
+        <w:t xml:space="preserve">Алгоритм верификации электронной цифровой подписи требует на вход</w:t>
       </w:r>
     </w:p>
     <w:p>
@@ -713,25 +739,7 @@
         <w:pStyle w:val="BodyText"/>
       </w:pPr>
       <w:r>
-        <w:t xml:space="preserve">Я попробовала стереть информацию командой перезаписи echo</w:t>
-      </w:r>
-      <w:r>
-        <w:t xml:space="preserve"> </w:t>
-      </w:r>
-      <w:r>
-        <w:t xml:space="preserve">“</w:t>
-      </w:r>
-      <w:r>
-        <w:t xml:space="preserve">abcd</w:t>
-      </w:r>
-      <w:r>
-        <w:t xml:space="preserve">”</w:t>
-      </w:r>
-      <w:r>
-        <w:t xml:space="preserve"> </w:t>
-      </w:r>
-      <w:r>
-        <w:t xml:space="preserve">&gt; /home/guest/dirl/file1, получив запрет на выполнение команды. Аналогично для команды переименования mv dir1/file1 dir1/file2 и для удаления командой rm (рис. [??]).</w:t>
+        <w:t xml:space="preserve">подпись, открытый ключ (так как открытый ключ математически связан с секретным ключом, которым создавалась подпись), сообщение (чтобы убедиться, что оно не было изменено после подписания) (рис. [??]).</w:t>
       </w:r>
     </w:p>
     <w:p>
@@ -741,20 +749,20 @@
       <w:r>
         <w:drawing>
           <wp:inline>
-            <wp:extent cx="3733800" cy="931907"/>
+            <wp:extent cx="3733800" cy="2936380"/>
             <wp:effectExtent b="0" l="0" r="0" t="0"/>
-            <wp:docPr descr="Запрет действий перезаписи, переименования и удаления файла" title="fig:" id="40" name="Picture"/>
+            <wp:docPr descr="Задание 7. Условие и верный ответ." title="fig:" id="41" name="Picture"/>
             <a:graphic>
               <a:graphicData uri="http://schemas.openxmlformats.org/drawingml/2006/picture">
                 <pic:pic>
                   <pic:nvPicPr>
-                    <pic:cNvPr descr="image/fig007.png" id="41" name="Picture"/>
+                    <pic:cNvPr descr="image/fig007.png" id="42" name="Picture"/>
                     <pic:cNvPicPr>
                       <a:picLocks noChangeArrowheads="1" noChangeAspect="1"/>
                     </pic:cNvPicPr>
                   </pic:nvPicPr>
                   <pic:blipFill>
-                    <a:blip r:embed="rId39"/>
+                    <a:blip r:embed="rId40"/>
                     <a:stretch>
                       <a:fillRect/>
                     </a:stretch>
@@ -762,7 +770,7 @@
                   <pic:spPr bwMode="auto">
                     <a:xfrm>
                       <a:off x="0" y="0"/>
-                      <a:ext cx="3733800" cy="931907"/>
+                      <a:ext cx="3733800" cy="2936380"/>
                     </a:xfrm>
                     <a:prstGeom prst="rect">
                       <a:avLst/>
@@ -786,7 +794,7 @@
         <w:pStyle w:val="ImageCaption"/>
       </w:pPr>
       <w:r>
-        <w:t xml:space="preserve">Запрет действий перезаписи, переименования и удаления файла</w:t>
+        <w:t xml:space="preserve">Задание 7. Условие и верный ответ.</w:t>
       </w:r>
     </w:p>
     <w:p>
@@ -804,7 +812,7 @@
         <w:t xml:space="preserve"> </w:t>
       </w:r>
       <w:r>
-        <w:t xml:space="preserve">Попробуйте с помощью команды chmod 000 file1 установить на файл file1 права, например, запрещающие чтение и запись для владельца файла. Удалось ли вам успешно выполнить указанные команды?</w:t>
+        <w:t xml:space="preserve">Электронная цифровая подпись не обеспечивает…</w:t>
       </w:r>
     </w:p>
     <w:p>
@@ -812,7 +820,7 @@
         <w:pStyle w:val="BodyText"/>
       </w:pPr>
       <w:r>
-        <w:t xml:space="preserve">Я попробовала с помощью команды chmod 000 file1 установить на файл file1 права, но также получила запрет на выполнение этого действия (рис. [??]).</w:t>
+        <w:t xml:space="preserve">конфиденциальность. Цифровая подпись обеспечивает аутентификацию, неотказ от авторства, целостность, но не использует шифрование сообщения, тем самым не обеспечивая конфиденциальность (рис. [??]).</w:t>
       </w:r>
     </w:p>
     <w:p>
@@ -822,20 +830,20 @@
       <w:r>
         <w:drawing>
           <wp:inline>
-            <wp:extent cx="3733800" cy="469039"/>
+            <wp:extent cx="3733800" cy="2936380"/>
             <wp:effectExtent b="0" l="0" r="0" t="0"/>
-            <wp:docPr descr="Запрет на действие изменение прав на файл" title="fig:" id="43" name="Picture"/>
+            <wp:docPr descr="Задание 8. Условие и верный ответ." title="fig:" id="44" name="Picture"/>
             <a:graphic>
               <a:graphicData uri="http://schemas.openxmlformats.org/drawingml/2006/picture">
                 <pic:pic>
                   <pic:nvPicPr>
-                    <pic:cNvPr descr="image/fig008.png" id="44" name="Picture"/>
+                    <pic:cNvPr descr="image/fig008.png" id="45" name="Picture"/>
                     <pic:cNvPicPr>
                       <a:picLocks noChangeArrowheads="1" noChangeAspect="1"/>
                     </pic:cNvPicPr>
                   </pic:nvPicPr>
                   <pic:blipFill>
-                    <a:blip r:embed="rId42"/>
+                    <a:blip r:embed="rId43"/>
                     <a:stretch>
                       <a:fillRect/>
                     </a:stretch>
@@ -843,7 +851,7 @@
                   <pic:spPr bwMode="auto">
                     <a:xfrm>
                       <a:off x="0" y="0"/>
-                      <a:ext cx="3733800" cy="469039"/>
+                      <a:ext cx="3733800" cy="2936380"/>
                     </a:xfrm>
                     <a:prstGeom prst="rect">
                       <a:avLst/>
@@ -867,7 +875,7 @@
         <w:pStyle w:val="ImageCaption"/>
       </w:pPr>
       <w:r>
-        <w:t xml:space="preserve">Запрет на действие изменение прав на файл</w:t>
+        <w:t xml:space="preserve">Задание 8. Условие и верный ответ.</w:t>
       </w:r>
     </w:p>
     <w:p>
@@ -885,7 +893,7 @@
         <w:t xml:space="preserve"> </w:t>
       </w:r>
       <w:r>
-        <w:t xml:space="preserve">Снимите расширенный атрибут a с файла /home/guest/dirl/file1 от имени суперпользователя.</w:t>
+        <w:t xml:space="preserve">Какой тип сертификата электронной подписи понадобится для отправки налоговой отчетности в ФНС?</w:t>
       </w:r>
     </w:p>
     <w:p>
@@ -893,7 +901,7 @@
         <w:pStyle w:val="BodyText"/>
       </w:pPr>
       <w:r>
-        <w:t xml:space="preserve">Я сняла расширенный атрибут а с файла от имени суперпользователя командой chattr -a /home/guest/dir1/file1 (рис. [??]).</w:t>
+        <w:t xml:space="preserve">усиленная квалифицированная. Только такой тип имеет юридическую силу (рис. [??]).</w:t>
       </w:r>
     </w:p>
     <w:p>
@@ -903,20 +911,20 @@
       <w:r>
         <w:drawing>
           <wp:inline>
-            <wp:extent cx="3733800" cy="483101"/>
+            <wp:extent cx="3733800" cy="1957233"/>
             <wp:effectExtent b="0" l="0" r="0" t="0"/>
-            <wp:docPr descr="Снятие расширенного атрибута а от имени суперпользователя" title="fig:" id="46" name="Picture"/>
+            <wp:docPr descr="Задание 9. Условие и верный ответ." title="fig:" id="47" name="Picture"/>
             <a:graphic>
               <a:graphicData uri="http://schemas.openxmlformats.org/drawingml/2006/picture">
                 <pic:pic>
                   <pic:nvPicPr>
-                    <pic:cNvPr descr="image/fig009.png" id="47" name="Picture"/>
+                    <pic:cNvPr descr="image/fig009.png" id="48" name="Picture"/>
                     <pic:cNvPicPr>
                       <a:picLocks noChangeArrowheads="1" noChangeAspect="1"/>
                     </pic:cNvPicPr>
                   </pic:nvPicPr>
                   <pic:blipFill>
-                    <a:blip r:embed="rId45"/>
+                    <a:blip r:embed="rId46"/>
                     <a:stretch>
                       <a:fillRect/>
                     </a:stretch>
@@ -924,7 +932,7 @@
                   <pic:spPr bwMode="auto">
                     <a:xfrm>
                       <a:off x="0" y="0"/>
-                      <a:ext cx="3733800" cy="483101"/>
+                      <a:ext cx="3733800" cy="1957233"/>
                     </a:xfrm>
                     <a:prstGeom prst="rect">
                       <a:avLst/>
@@ -948,7 +956,7 @@
         <w:pStyle w:val="ImageCaption"/>
       </w:pPr>
       <w:r>
-        <w:t xml:space="preserve">Снятие расширенного атрибута а от имени суперпользователя</w:t>
+        <w:t xml:space="preserve">Задание 9. Условие и верный ответ.</w:t>
       </w:r>
     </w:p>
     <w:p>
@@ -966,7 +974,7 @@
         <w:t xml:space="preserve"> </w:t>
       </w:r>
       <w:r>
-        <w:t xml:space="preserve">Повторите операции, которые вам ранее не удавалось выполнить.</w:t>
+        <w:t xml:space="preserve">В какой организации вы можете получить квалифицированный сертификат ключа проверки электронной подписи?</w:t>
       </w:r>
     </w:p>
     <w:p>
@@ -974,7 +982,7 @@
         <w:pStyle w:val="BodyText"/>
       </w:pPr>
       <w:r>
-        <w:t xml:space="preserve">Я убедилась, что расширенный атрибут а снят командой lsattr, затем повторила действия перезаписи, переименования, смены прав на файл и удаления файла (рис. [??]).</w:t>
+        <w:t xml:space="preserve">в удостоверяющем (сертификационном) центре (рис. [??]).</w:t>
       </w:r>
     </w:p>
     <w:p>
@@ -984,20 +992,20 @@
       <w:r>
         <w:drawing>
           <wp:inline>
-            <wp:extent cx="3733800" cy="1521465"/>
+            <wp:extent cx="3733800" cy="1844832"/>
             <wp:effectExtent b="0" l="0" r="0" t="0"/>
-            <wp:docPr descr="Повторение запрещенных ранее действий с файлом ныне без расширенного атрибута а" title="fig:" id="49" name="Picture"/>
+            <wp:docPr descr="Задание 10. Условие и верный ответ." title="fig:" id="50" name="Picture"/>
             <a:graphic>
               <a:graphicData uri="http://schemas.openxmlformats.org/drawingml/2006/picture">
                 <pic:pic>
                   <pic:nvPicPr>
-                    <pic:cNvPr descr="image/fig010.png" id="50" name="Picture"/>
+                    <pic:cNvPr descr="image/fig010.png" id="51" name="Picture"/>
                     <pic:cNvPicPr>
                       <a:picLocks noChangeArrowheads="1" noChangeAspect="1"/>
                     </pic:cNvPicPr>
                   </pic:nvPicPr>
                   <pic:blipFill>
-                    <a:blip r:embed="rId48"/>
+                    <a:blip r:embed="rId49"/>
                     <a:stretch>
                       <a:fillRect/>
                     </a:stretch>
@@ -1005,7 +1013,7 @@
                   <pic:spPr bwMode="auto">
                     <a:xfrm>
                       <a:off x="0" y="0"/>
-                      <a:ext cx="3733800" cy="1521465"/>
+                      <a:ext cx="3733800" cy="1844832"/>
                     </a:xfrm>
                     <a:prstGeom prst="rect">
                       <a:avLst/>
@@ -1029,20 +1037,31 @@
         <w:pStyle w:val="ImageCaption"/>
       </w:pPr>
       <w:r>
-        <w:t xml:space="preserve">Повторение запрещенных ранее действий с файлом ныне без расширенного атрибута а</w:t>
-      </w:r>
-    </w:p>
-    <w:p>
-      <w:pPr>
-        <w:pStyle w:val="BodyText"/>
-      </w:pPr>
-      <w:r>
-        <w:t xml:space="preserve">Как можно видеть на скриншоте все действия были разрешены и выполнены.</w:t>
-      </w:r>
-    </w:p>
-    <w:p>
-      <w:pPr>
-        <w:pStyle w:val="BodyText"/>
+        <w:t xml:space="preserve">Задание 10. Условие и верный ответ.</w:t>
+      </w:r>
+    </w:p>
+    <w:bookmarkEnd w:id="52"/>
+    <w:bookmarkStart w:id="61" w:name="электронные-платежи"/>
+    <w:p>
+      <w:pPr>
+        <w:pStyle w:val="Heading3"/>
+      </w:pPr>
+      <w:r>
+        <w:rPr>
+          <w:rStyle w:val="SectionNumber"/>
+        </w:rPr>
+        <w:t xml:space="preserve">2.0.3</w:t>
+      </w:r>
+      <w:r>
+        <w:tab/>
+      </w:r>
+      <w:r>
+        <w:t xml:space="preserve">Электронные платежи</w:t>
+      </w:r>
+    </w:p>
+    <w:p>
+      <w:pPr>
+        <w:pStyle w:val="FirstParagraph"/>
       </w:pPr>
       <w:r>
         <w:rPr>
@@ -1055,7 +1074,7 @@
         <w:t xml:space="preserve"> </w:t>
       </w:r>
       <w:r>
-        <w:t xml:space="preserve">Повторите ваши действия по шагам, заменив атрибут «a» атрибутом «i». Удалось ли вам дозаписать информацию в файл?</w:t>
+        <w:t xml:space="preserve">Выберите из списка все платежные системы.</w:t>
       </w:r>
     </w:p>
     <w:p>
@@ -1063,7 +1082,7 @@
         <w:pStyle w:val="BodyText"/>
       </w:pPr>
       <w:r>
-        <w:t xml:space="preserve">Сначала я создала файл командой touch file1, затем назначила права командой chmod 600 file1 (чтение и запись пользователем), попробовала от имени guest установить расширенных атрибут i, убедилась, что в случае с i, как и с атрибутом a, от имени guest это сделать нельзя (рис. [??]).</w:t>
+        <w:t xml:space="preserve">Правильный ответ: MasterCard, МИР. BitCoin – криптовалюта, SecurePay – платежный шлюз, POS-терминал и банкомат – оборудование (рис. [??]).</w:t>
       </w:r>
     </w:p>
     <w:p>
@@ -1073,20 +1092,20 @@
       <w:r>
         <w:drawing>
           <wp:inline>
-            <wp:extent cx="3733800" cy="1041022"/>
+            <wp:extent cx="3733800" cy="2302264"/>
             <wp:effectExtent b="0" l="0" r="0" t="0"/>
-            <wp:docPr descr="Запрет на установку расширенного атрибута i от имени guest" title="fig:" id="52" name="Picture"/>
+            <wp:docPr descr="Задание 11. Условие и верный ответ." title="fig:" id="54" name="Picture"/>
             <a:graphic>
               <a:graphicData uri="http://schemas.openxmlformats.org/drawingml/2006/picture">
                 <pic:pic>
                   <pic:nvPicPr>
-                    <pic:cNvPr descr="image/fig011.png" id="53" name="Picture"/>
+                    <pic:cNvPr descr="image/fig011.png" id="55" name="Picture"/>
                     <pic:cNvPicPr>
                       <a:picLocks noChangeArrowheads="1" noChangeAspect="1"/>
                     </pic:cNvPicPr>
                   </pic:nvPicPr>
                   <pic:blipFill>
-                    <a:blip r:embed="rId51"/>
+                    <a:blip r:embed="rId53"/>
                     <a:stretch>
                       <a:fillRect/>
                     </a:stretch>
@@ -1094,7 +1113,7 @@
                   <pic:spPr bwMode="auto">
                     <a:xfrm>
                       <a:off x="0" y="0"/>
-                      <a:ext cx="3733800" cy="1041022"/>
+                      <a:ext cx="3733800" cy="2302264"/>
                     </a:xfrm>
                     <a:prstGeom prst="rect">
                       <a:avLst/>
@@ -1118,7 +1137,7 @@
         <w:pStyle w:val="ImageCaption"/>
       </w:pPr>
       <w:r>
-        <w:t xml:space="preserve">Запрет на установку расширенного атрибута i от имени guest</w:t>
+        <w:t xml:space="preserve">Задание 11. Условие и верный ответ.</w:t>
       </w:r>
     </w:p>
     <w:p>
@@ -1126,7 +1145,25 @@
         <w:pStyle w:val="BodyText"/>
       </w:pPr>
       <w:r>
-        <w:t xml:space="preserve">Затем от имени суперпользователя я установила расширенный атрибут командой chattr +i /home/guest/dir1/file1 (рис. [??]).</w:t>
+        <w:rPr>
+          <w:bCs/>
+          <w:b/>
+        </w:rPr>
+        <w:t xml:space="preserve">Задание 12.</w:t>
+      </w:r>
+      <w:r>
+        <w:t xml:space="preserve"> </w:t>
+      </w:r>
+      <w:r>
+        <w:t xml:space="preserve">Примером многофакторной аутентификации является…</w:t>
+      </w:r>
+    </w:p>
+    <w:p>
+      <w:pPr>
+        <w:pStyle w:val="BodyText"/>
+      </w:pPr>
+      <w:r>
+        <w:t xml:space="preserve">комбинация проверка пароля + код в sms сообщении, комбинация код в sms сообщении + отпечаток пальца. Многофакторной считается аутентификация, которая использует минимум два разных фактора (то, что человек знает; то, чем человек владеет; то, что часть человека). Пароль – что человек знает; код в sms сообщении – то, чем владеет (телефоном, на который приходит код); отпечаток пальца – то, что часть человека (биометрия); капча – не аутентифицирует; PIN код – то, что человек знает (как и пароль в том варианте ответа) (рис. [??]).</w:t>
       </w:r>
     </w:p>
     <w:p>
@@ -1136,20 +1173,20 @@
       <w:r>
         <w:drawing>
           <wp:inline>
-            <wp:extent cx="3733800" cy="1521465"/>
+            <wp:extent cx="3733800" cy="1844832"/>
             <wp:effectExtent b="0" l="0" r="0" t="0"/>
-            <wp:docPr descr="Установка расширенного атрибута i от имени суперпользователя" title="fig:" id="54" name="Picture"/>
+            <wp:docPr descr="Задание 12. Условие и верный ответ." title="fig:" id="56" name="Picture"/>
             <a:graphic>
               <a:graphicData uri="http://schemas.openxmlformats.org/drawingml/2006/picture">
                 <pic:pic>
                   <pic:nvPicPr>
-                    <pic:cNvPr descr="image/fig010.png" id="55" name="Picture"/>
+                    <pic:cNvPr descr="image/fig010.png" id="57" name="Picture"/>
                     <pic:cNvPicPr>
                       <a:picLocks noChangeArrowheads="1" noChangeAspect="1"/>
                     </pic:cNvPicPr>
                   </pic:nvPicPr>
                   <pic:blipFill>
-                    <a:blip r:embed="rId48"/>
+                    <a:blip r:embed="rId49"/>
                     <a:stretch>
                       <a:fillRect/>
                     </a:stretch>
@@ -1157,7 +1194,7 @@
                   <pic:spPr bwMode="auto">
                     <a:xfrm>
                       <a:off x="0" y="0"/>
-                      <a:ext cx="3733800" cy="1521465"/>
+                      <a:ext cx="3733800" cy="1844832"/>
                     </a:xfrm>
                     <a:prstGeom prst="rect">
                       <a:avLst/>
@@ -1181,7 +1218,7 @@
         <w:pStyle w:val="ImageCaption"/>
       </w:pPr>
       <w:r>
-        <w:t xml:space="preserve">Установка расширенного атрибута i от имени суперпользователя</w:t>
+        <w:t xml:space="preserve">Задание 12. Условие и верный ответ.</w:t>
       </w:r>
     </w:p>
     <w:p>
@@ -1189,7 +1226,25 @@
         <w:pStyle w:val="BodyText"/>
       </w:pPr>
       <w:r>
-        <w:t xml:space="preserve">Как и в случае с атрибутом a я проверила могу ли я дозаписать в файл строку, затем переписать текст файла, переименовать файл, поменять права на файл и удалить файл (рис. [??]).</w:t>
+        <w:rPr>
+          <w:bCs/>
+          <w:b/>
+        </w:rPr>
+        <w:t xml:space="preserve">Задание 13.</w:t>
+      </w:r>
+      <w:r>
+        <w:t xml:space="preserve"> </w:t>
+      </w:r>
+      <w:r>
+        <w:t xml:space="preserve">При онлайн платежах сегодня используется…</w:t>
+      </w:r>
+    </w:p>
+    <w:p>
+      <w:pPr>
+        <w:pStyle w:val="BodyText"/>
+      </w:pPr>
+      <w:r>
+        <w:t xml:space="preserve">многофакторная аутентификация покупателя перед банком-эмитентом. Однофакторной аутентификации для онлайн платежей было бы недостаточно; банк-эмитент – банк, обслуживающий покупателя; банк-эквайер – продавца (рис. [??]).</w:t>
       </w:r>
     </w:p>
     <w:p>
@@ -1199,20 +1254,20 @@
       <w:r>
         <w:drawing>
           <wp:inline>
-            <wp:extent cx="3733800" cy="1596690"/>
+            <wp:extent cx="3733800" cy="2526996"/>
             <wp:effectExtent b="0" l="0" r="0" t="0"/>
-            <wp:docPr descr="Запрет на выполнение действий с файлом с атрибутом i" title="fig:" id="57" name="Picture"/>
+            <wp:docPr descr="Задание 13. Условие и верный ответ." title="fig:" id="59" name="Picture"/>
             <a:graphic>
               <a:graphicData uri="http://schemas.openxmlformats.org/drawingml/2006/picture">
                 <pic:pic>
                   <pic:nvPicPr>
-                    <pic:cNvPr descr="image/fig013.png" id="58" name="Picture"/>
+                    <pic:cNvPr descr="image/fig013.png" id="60" name="Picture"/>
                     <pic:cNvPicPr>
                       <a:picLocks noChangeArrowheads="1" noChangeAspect="1"/>
                     </pic:cNvPicPr>
                   </pic:nvPicPr>
                   <pic:blipFill>
-                    <a:blip r:embed="rId56"/>
+                    <a:blip r:embed="rId58"/>
                     <a:stretch>
                       <a:fillRect/>
                     </a:stretch>
@@ -1220,7 +1275,7 @@
                   <pic:spPr bwMode="auto">
                     <a:xfrm>
                       <a:off x="0" y="0"/>
-                      <a:ext cx="3733800" cy="1596690"/>
+                      <a:ext cx="3733800" cy="2526996"/>
                     </a:xfrm>
                     <a:prstGeom prst="rect">
                       <a:avLst/>
@@ -1244,7 +1299,44 @@
         <w:pStyle w:val="ImageCaption"/>
       </w:pPr>
       <w:r>
-        <w:t xml:space="preserve">Запрет на выполнение действий с файлом с атрибутом i</w:t>
+        <w:t xml:space="preserve">Задание 13. Условие и верный ответ.</w:t>
+      </w:r>
+    </w:p>
+    <w:bookmarkEnd w:id="61"/>
+    <w:bookmarkStart w:id="71" w:name="блокчейн"/>
+    <w:p>
+      <w:pPr>
+        <w:pStyle w:val="Heading3"/>
+      </w:pPr>
+      <w:r>
+        <w:rPr>
+          <w:rStyle w:val="SectionNumber"/>
+        </w:rPr>
+        <w:t xml:space="preserve">2.0.4</w:t>
+      </w:r>
+      <w:r>
+        <w:tab/>
+      </w:r>
+      <w:r>
+        <w:t xml:space="preserve">Блокчейн</w:t>
+      </w:r>
+    </w:p>
+    <w:p>
+      <w:pPr>
+        <w:pStyle w:val="FirstParagraph"/>
+      </w:pPr>
+      <w:r>
+        <w:rPr>
+          <w:bCs/>
+          <w:b/>
+        </w:rPr>
+        <w:t xml:space="preserve">Задание 14.</w:t>
+      </w:r>
+      <w:r>
+        <w:t xml:space="preserve"> </w:t>
+      </w:r>
+      <w:r>
+        <w:t xml:space="preserve">Какое свойство криптографической хэш-функции используется в доказательстве работы?</w:t>
       </w:r>
     </w:p>
     <w:p>
@@ -1252,11 +1344,253 @@
         <w:pStyle w:val="BodyText"/>
       </w:pPr>
       <w:r>
-        <w:t xml:space="preserve">Как можно видеть, все эти действия запрещены. То есть в отличие от атрибута а, с атрибутом i нельзя сделать даже дозапись.</w:t>
-      </w:r>
-    </w:p>
-    <w:bookmarkEnd w:id="59"/>
-    <w:bookmarkStart w:id="60" w:name="выводы"/>
+        <w:t xml:space="preserve">сложность нахождения прообраза, так как требует больших вычислений, для которых нужна энергия (рис. [??]).</w:t>
+      </w:r>
+    </w:p>
+    <w:p>
+      <w:pPr>
+        <w:pStyle w:val="CaptionedFigure"/>
+      </w:pPr>
+      <w:r>
+        <w:drawing>
+          <wp:inline>
+            <wp:extent cx="3733800" cy="2358189"/>
+            <wp:effectExtent b="0" l="0" r="0" t="0"/>
+            <wp:docPr descr="Задание 14. Условие и верный ответ." title="fig:" id="63" name="Picture"/>
+            <a:graphic>
+              <a:graphicData uri="http://schemas.openxmlformats.org/drawingml/2006/picture">
+                <pic:pic>
+                  <pic:nvPicPr>
+                    <pic:cNvPr descr="image/fig014.png" id="64" name="Picture"/>
+                    <pic:cNvPicPr>
+                      <a:picLocks noChangeArrowheads="1" noChangeAspect="1"/>
+                    </pic:cNvPicPr>
+                  </pic:nvPicPr>
+                  <pic:blipFill>
+                    <a:blip r:embed="rId62"/>
+                    <a:stretch>
+                      <a:fillRect/>
+                    </a:stretch>
+                  </pic:blipFill>
+                  <pic:spPr bwMode="auto">
+                    <a:xfrm>
+                      <a:off x="0" y="0"/>
+                      <a:ext cx="3733800" cy="2358189"/>
+                    </a:xfrm>
+                    <a:prstGeom prst="rect">
+                      <a:avLst/>
+                    </a:prstGeom>
+                    <a:noFill/>
+                    <a:ln w="9525">
+                      <a:noFill/>
+                      <a:headEnd/>
+                      <a:tailEnd/>
+                    </a:ln>
+                  </pic:spPr>
+                </pic:pic>
+              </a:graphicData>
+            </a:graphic>
+          </wp:inline>
+        </w:drawing>
+      </w:r>
+    </w:p>
+    <w:p>
+      <w:pPr>
+        <w:pStyle w:val="ImageCaption"/>
+      </w:pPr>
+      <w:r>
+        <w:t xml:space="preserve">Задание 14. Условие и верный ответ.</w:t>
+      </w:r>
+    </w:p>
+    <w:p>
+      <w:pPr>
+        <w:pStyle w:val="BodyText"/>
+      </w:pPr>
+      <w:r>
+        <w:rPr>
+          <w:bCs/>
+          <w:b/>
+        </w:rPr>
+        <w:t xml:space="preserve">Задание 15.</w:t>
+      </w:r>
+      <w:r>
+        <w:t xml:space="preserve"> </w:t>
+      </w:r>
+      <w:r>
+        <w:t xml:space="preserve">Консенсус в некоторых системах блокчейн обладает свойствами…</w:t>
+      </w:r>
+    </w:p>
+    <w:p>
+      <w:pPr>
+        <w:pStyle w:val="BodyText"/>
+      </w:pPr>
+      <w:r>
+        <w:t xml:space="preserve">постоянства, консенсус, живучесть, открытость.</w:t>
+      </w:r>
+      <w:r>
+        <w:t xml:space="preserve"> </w:t>
+      </w:r>
+      <w:r>
+        <w:t xml:space="preserve">“</w:t>
+      </w:r>
+      <w:r>
+        <w:t xml:space="preserve">В основе любого блокчейна, в частности биткоина, лежит консенсус – соглашение, в терминах криптовалют консенсус - это некая публичная структура данных или ledger (переводится с английского как «бухгалтерская книга»), где просто содержится история всех переводов, хранится список того, кто что кому заплатил, в какое время. Почему консенсус? Потому что эта публичная структура, бухгалтерский учет должен обеспечивать четыре основных свойства. Первое - это постоянство, то есть когда-либо добавленНые данные не должны быть удалены из этой структуры. Второе - это сам консенсус, то есть все участники видят одни и те же данные и соглашаются с одним и теми же данными, исключением могут быть последние пары блоков, то есть последние изменения в этом блокчейне, в этой публичной структуре данных. Третье - это живучесть, это означает, что мы можем добавлять новые транзакции, когда хотим, мы можем осуществлять платежи, когда хотим. И последнее четвертое свойство - это открытость, то есть любой человек может быть участником блокчейна. Это справедливо не для всех блокчейнов, для биткоина это справедливо.</w:t>
+      </w:r>
+      <w:r>
+        <w:t xml:space="preserve">”</w:t>
+      </w:r>
+      <w:r>
+        <w:t xml:space="preserve"> </w:t>
+      </w:r>
+      <w:r>
+        <w:t xml:space="preserve">[1]</w:t>
+      </w:r>
+      <w:r>
+        <w:t xml:space="preserve"> </w:t>
+      </w:r>
+      <w:r>
+        <w:t xml:space="preserve">(рис. [??]).</w:t>
+      </w:r>
+    </w:p>
+    <w:p>
+      <w:pPr>
+        <w:pStyle w:val="CaptionedFigure"/>
+      </w:pPr>
+      <w:r>
+        <w:drawing>
+          <wp:inline>
+            <wp:extent cx="3733800" cy="2693110"/>
+            <wp:effectExtent b="0" l="0" r="0" t="0"/>
+            <wp:docPr descr="Задание 15. Условие и верный ответ." title="fig:" id="66" name="Picture"/>
+            <a:graphic>
+              <a:graphicData uri="http://schemas.openxmlformats.org/drawingml/2006/picture">
+                <pic:pic>
+                  <pic:nvPicPr>
+                    <pic:cNvPr descr="image/fig015.png" id="67" name="Picture"/>
+                    <pic:cNvPicPr>
+                      <a:picLocks noChangeArrowheads="1" noChangeAspect="1"/>
+                    </pic:cNvPicPr>
+                  </pic:nvPicPr>
+                  <pic:blipFill>
+                    <a:blip r:embed="rId65"/>
+                    <a:stretch>
+                      <a:fillRect/>
+                    </a:stretch>
+                  </pic:blipFill>
+                  <pic:spPr bwMode="auto">
+                    <a:xfrm>
+                      <a:off x="0" y="0"/>
+                      <a:ext cx="3733800" cy="2693110"/>
+                    </a:xfrm>
+                    <a:prstGeom prst="rect">
+                      <a:avLst/>
+                    </a:prstGeom>
+                    <a:noFill/>
+                    <a:ln w="9525">
+                      <a:noFill/>
+                      <a:headEnd/>
+                      <a:tailEnd/>
+                    </a:ln>
+                  </pic:spPr>
+                </pic:pic>
+              </a:graphicData>
+            </a:graphic>
+          </wp:inline>
+        </w:drawing>
+      </w:r>
+    </w:p>
+    <w:p>
+      <w:pPr>
+        <w:pStyle w:val="ImageCaption"/>
+      </w:pPr>
+      <w:r>
+        <w:t xml:space="preserve">Задание 15. Условие и верный ответ.</w:t>
+      </w:r>
+    </w:p>
+    <w:p>
+      <w:pPr>
+        <w:pStyle w:val="BodyText"/>
+      </w:pPr>
+      <w:r>
+        <w:rPr>
+          <w:bCs/>
+          <w:b/>
+        </w:rPr>
+        <w:t xml:space="preserve">Задание 16.</w:t>
+      </w:r>
+      <w:r>
+        <w:t xml:space="preserve"> </w:t>
+      </w:r>
+      <w:r>
+        <w:t xml:space="preserve">Секретные ключи какого криптографического примитива хранят участники блокчейна?</w:t>
+      </w:r>
+    </w:p>
+    <w:p>
+      <w:pPr>
+        <w:pStyle w:val="BodyText"/>
+      </w:pPr>
+      <w:r>
+        <w:t xml:space="preserve">цифровая подпись. Её подписываются транзакции (рис. [??]).</w:t>
+      </w:r>
+    </w:p>
+    <w:p>
+      <w:pPr>
+        <w:pStyle w:val="CaptionedFigure"/>
+      </w:pPr>
+      <w:r>
+        <w:drawing>
+          <wp:inline>
+            <wp:extent cx="3733800" cy="2516945"/>
+            <wp:effectExtent b="0" l="0" r="0" t="0"/>
+            <wp:docPr descr="Задание 16. Условие и верный ответ." title="fig:" id="69" name="Picture"/>
+            <a:graphic>
+              <a:graphicData uri="http://schemas.openxmlformats.org/drawingml/2006/picture">
+                <pic:pic>
+                  <pic:nvPicPr>
+                    <pic:cNvPr descr="image/fig016.png" id="70" name="Picture"/>
+                    <pic:cNvPicPr>
+                      <a:picLocks noChangeArrowheads="1" noChangeAspect="1"/>
+                    </pic:cNvPicPr>
+                  </pic:nvPicPr>
+                  <pic:blipFill>
+                    <a:blip r:embed="rId68"/>
+                    <a:stretch>
+                      <a:fillRect/>
+                    </a:stretch>
+                  </pic:blipFill>
+                  <pic:spPr bwMode="auto">
+                    <a:xfrm>
+                      <a:off x="0" y="0"/>
+                      <a:ext cx="3733800" cy="2516945"/>
+                    </a:xfrm>
+                    <a:prstGeom prst="rect">
+                      <a:avLst/>
+                    </a:prstGeom>
+                    <a:noFill/>
+                    <a:ln w="9525">
+                      <a:noFill/>
+                      <a:headEnd/>
+                      <a:tailEnd/>
+                    </a:ln>
+                  </pic:spPr>
+                </pic:pic>
+              </a:graphicData>
+            </a:graphic>
+          </wp:inline>
+        </w:drawing>
+      </w:r>
+    </w:p>
+    <w:p>
+      <w:pPr>
+        <w:pStyle w:val="ImageCaption"/>
+      </w:pPr>
+      <w:r>
+        <w:t xml:space="preserve">Задание 16. Условие и верный ответ.</w:t>
+      </w:r>
+    </w:p>
+    <w:bookmarkEnd w:id="71"/>
+    <w:bookmarkEnd w:id="72"/>
+    <w:bookmarkStart w:id="73" w:name="выводы"/>
     <w:p>
       <w:pPr>
         <w:pStyle w:val="Heading1"/>
@@ -1279,11 +1613,11 @@
         <w:pStyle w:val="FirstParagraph"/>
       </w:pPr>
       <w:r>
-        <w:t xml:space="preserve">В результате выполнения работы я повысили свои навыки использования интерфейса командой строки (CLI), познакомились на примерах с тем, как используются расширенные атрибуты при разграничении доступа.</w:t>
-      </w:r>
-    </w:p>
-    <w:bookmarkEnd w:id="60"/>
-    <w:bookmarkStart w:id="64" w:name="список-литературы"/>
+        <w:t xml:space="preserve">При выполнении этой части внешнего курса я узнала больше о криптографии, в том числе подробнее о цифровой подписи, электронных платежах и блокчейне.</w:t>
+      </w:r>
+    </w:p>
+    <w:bookmarkEnd w:id="73"/>
+    <w:bookmarkStart w:id="77" w:name="список-литературы"/>
     <w:p>
       <w:pPr>
         <w:pStyle w:val="Heading1"/>
@@ -1292,8 +1626,8 @@
         <w:t xml:space="preserve">Список литературы</w:t>
       </w:r>
     </w:p>
-    <w:bookmarkStart w:id="63" w:name="refs"/>
-    <w:bookmarkStart w:id="62" w:name="ref-tuis"/>
+    <w:bookmarkStart w:id="76" w:name="refs"/>
+    <w:bookmarkStart w:id="75" w:name="ref-stepic"/>
     <w:p>
       <w:pPr>
         <w:pStyle w:val="Bibliography"/>
@@ -1308,26 +1642,26 @@
         <w:t xml:space="preserve">	</w:t>
       </w:r>
       <w:r>
-        <w:t xml:space="preserve">ТУИС [Электронный ресурс]. РУДН. URL:</w:t>
-      </w:r>
-      <w:r>
-        <w:t xml:space="preserve"> </w:t>
-      </w:r>
-      <w:hyperlink r:id="rId61">
+        <w:t xml:space="preserve">Основы кибербезопасности [Электронный ресурс]. URL:</w:t>
+      </w:r>
+      <w:r>
+        <w:t xml:space="preserve"> </w:t>
+      </w:r>
+      <w:hyperlink r:id="rId74">
         <w:r>
           <w:rPr>
             <w:rStyle w:val="Hyperlink"/>
           </w:rPr>
-          <w:t xml:space="preserve">https://esystem.rudn.ru/mod/page/view.php?id=1098937</w:t>
+          <w:t xml:space="preserve">https://stepik.org/course/111512/syllabus</w:t>
         </w:r>
       </w:hyperlink>
       <w:r>
         <w:t xml:space="preserve">.</w:t>
       </w:r>
     </w:p>
-    <w:bookmarkEnd w:id="62"/>
-    <w:bookmarkEnd w:id="63"/>
-    <w:bookmarkEnd w:id="64"/>
+    <w:bookmarkEnd w:id="75"/>
+    <w:bookmarkEnd w:id="76"/>
+    <w:bookmarkEnd w:id="77"/>
     <w:sectPr/>
   </w:body>
 </w:document>
